--- a/yago_ionv/manuscript_methods_results.docx
+++ b/yago_ionv/manuscript_methods_results.docx
@@ -170,7 +170,7 @@
         <w:rPr>
           <w:sz w:val="20"/>
         </w:rPr>
-        <w:t>A total of 3,479 women who underwent cesarean section during the study period were identified (3,113 singleton and 366 twin pregnancies). After applying exclusion criteria, 3,243 patients remained (3,243 total; 6 excluded for general anesthesia, 13 for intrauterine fetal death, 3 for vanishing twin, 5 for triplet pregnancy, 4 for pre-anesthesia hypotension, and 61 for unavailable anesthesia data). An additional 55 patients who received pre-anesthesia antiemetics were excluded from the outcome analysis, yielding a final analysis cohort of 3,188 patients (2,846 singleton, 342 twin) (Fig. 1).</w:t>
+        <w:t>A total of 3,479 women who underwent cesarean section during the study period were identified (3,113 singleton and 366 twin pregnancies). After applying exclusion criteria, 3,243 patients remained (3,479 total; 6 excluded for general anesthesia, 13 for intrauterine fetal death, 3 for vanishing twin, 5 for triplet pregnancy, 4 for pre-anesthesia hypotension, and 58 for unavailable anesthesia data). An additional 55 patients who received pre-anesthesia antiemetics were excluded from the outcome analysis, yielding a final analysis cohort of 3,188 patients (2,846 singleton, 342 twin) (Fig. 1).</w:t>
       </w:r>
     </w:p>
     <w:p>
@@ -1844,7 +1844,7 @@
               <w:rPr>
                 <w:sz w:val="18"/>
               </w:rPr>
-              <w:t>0.041</w:t>
+              <w:t>0.075</w:t>
             </w:r>
           </w:p>
         </w:tc>

--- a/yago_ionv/manuscript_methods_results.docx
+++ b/yago_ionv/manuscript_methods_results.docx
@@ -141,6 +141,33 @@
           <w:sz w:val="20"/>
         </w:rPr>
         <w:t xml:space="preserve"> Uterine exteriorization was not included in the model because of excessive missing data (available in only approximately 20% of the cohort). Results are presented as odds ratios (OR) with 95% confidence intervals (CI). A two-sided P &lt; 0.05 was considered statistically significant. All analyses were performed using Python 3.12 with statsmodels 0.14, scipy 1.14, and scikit-learn 1.6.</w:t>
+      </w:r>
+    </w:p>
+    <w:p>
+      <w:pPr>
+        <w:pStyle w:val="Heading2"/>
+      </w:pPr>
+      <w:r>
+        <w:rPr>
+          <w:color w:val="000000"/>
+        </w:rPr>
+        <w:t>Sensitivity Analyses</w:t>
+      </w:r>
+    </w:p>
+    <w:p>
+      <w:r>
+        <w:rPr>
+          <w:sz w:val="20"/>
+        </w:rPr>
+        <w:t>Six sensitivity analyses were performed using alternative IONV definitions to assess the robustness of the primary finding. Definition C restricted IONV to the post-delivery phase only (antiemetic use after delivery but not before). Definition D identified severe IONV, defined as use of two or more different antiemetic drugs. Definition E used a drug-specific approach, counting only 5-HT3 receptor antagonists (ondansetron or granisetron) as IONV markers. Definition F excluded patients whose only antiemetic was dexamethasone (frequently used prophylactically). Definition G treated the number of antiemetic drugs used as a count outcome and applied Poisson regression to estimate incidence rate ratios (IRR). Definition H stratified the primary analysis by the presence or absence of intraoperative hypotension, to assess whether the twin–IONV association differed by hypotension status.</w:t>
+      </w:r>
+    </w:p>
+    <w:p>
+      <w:r>
+        <w:rPr>
+          <w:sz w:val="20"/>
+        </w:rPr>
+        <w:t>For definitions with sparse events (events-per-variable ratio &lt;5), a reduced model with six covariates (twin, age, BMI, gestational age, emergency, and hypotension) was used to ensure model convergence.</w:t>
       </w:r>
     </w:p>
     <w:p>
@@ -3153,6 +3180,898 @@
         <w:t>Figure 6. Antiemetic drug usage comparison: Singleton vs Twin.</w:t>
       </w:r>
     </w:p>
+    <w:p>
+      <w:pPr>
+        <w:pStyle w:val="Heading2"/>
+      </w:pPr>
+      <w:r>
+        <w:rPr>
+          <w:color w:val="000000"/>
+        </w:rPr>
+        <w:t>Sensitivity Analyses</w:t>
+      </w:r>
+    </w:p>
+    <w:p>
+      <w:r>
+        <w:rPr>
+          <w:sz w:val="20"/>
+        </w:rPr>
+        <w:t>IONV rates according to alternative definitions are shown in Figure 7 and Table 6. With the primary definition (A), IONV rates were comparable between singletons (17.7%) and twins (17.0%). Most alternative definitions yielded similar non-significant differences. However, when IONV was defined by 5-HT3 antagonist use only (Definition E), twins had a significantly higher rate (2.3% vs 0.9%, P = 0.020).</w:t>
+      </w:r>
+    </w:p>
+    <w:p/>
+    <w:p>
+      <w:pPr>
+        <w:jc w:val="center"/>
+      </w:pPr>
+      <w:r>
+        <w:drawing>
+          <wp:inline xmlns:a="http://schemas.openxmlformats.org/drawingml/2006/main" xmlns:pic="http://schemas.openxmlformats.org/drawingml/2006/picture">
+            <wp:extent cx="5029200" cy="3505200"/>
+            <wp:docPr id="7" name="Picture 7"/>
+            <wp:cNvGraphicFramePr>
+              <a:graphicFrameLocks noChangeAspect="1"/>
+            </wp:cNvGraphicFramePr>
+            <a:graphic>
+              <a:graphicData uri="http://schemas.openxmlformats.org/drawingml/2006/picture">
+                <pic:pic>
+                  <pic:nvPicPr>
+                    <pic:cNvPr id="0" name="fig7_sensitivity_forest.png"/>
+                    <pic:cNvPicPr/>
+                  </pic:nvPicPr>
+                  <pic:blipFill>
+                    <a:blip r:embed="rId15"/>
+                    <a:stretch>
+                      <a:fillRect/>
+                    </a:stretch>
+                  </pic:blipFill>
+                  <pic:spPr>
+                    <a:xfrm>
+                      <a:off x="0" y="0"/>
+                      <a:ext cx="5029200" cy="3505200"/>
+                    </a:xfrm>
+                    <a:prstGeom prst="rect"/>
+                  </pic:spPr>
+                </pic:pic>
+              </a:graphicData>
+            </a:graphic>
+          </wp:inline>
+        </w:drawing>
+      </w:r>
+    </w:p>
+    <w:p>
+      <w:pPr>
+        <w:spacing w:before="240"/>
+        <w:jc w:val="center"/>
+      </w:pPr>
+      <w:r>
+        <w:rPr>
+          <w:i/>
+          <w:sz w:val="18"/>
+        </w:rPr>
+        <w:t>Figure 7. Forest plot: Effect of twin pregnancy on IONV across alternative definitions. Definitions A–F: adjusted odds ratios from multivariable logistic regression. Definition G: incidence rate ratio from Poisson regression. Definition H: stratified by hypotension status.</w:t>
+      </w:r>
+    </w:p>
+    <w:tbl>
+      <w:tblPr>
+        <w:tblStyle w:val="TableGrid"/>
+        <w:tblW w:type="auto" w:w="0"/>
+        <w:jc w:val="center"/>
+        <w:tblLook w:firstColumn="1" w:firstRow="1" w:lastColumn="0" w:lastRow="0" w:noHBand="0" w:noVBand="1" w:val="04A0"/>
+      </w:tblPr>
+      <w:tblGrid>
+        <w:gridCol w:w="1440"/>
+        <w:gridCol w:w="1440"/>
+        <w:gridCol w:w="1440"/>
+        <w:gridCol w:w="1440"/>
+        <w:gridCol w:w="1440"/>
+        <w:gridCol w:w="1440"/>
+      </w:tblGrid>
+      <w:tr>
+        <w:tc>
+          <w:tcPr>
+            <w:tcW w:type="dxa" w:w="1440"/>
+          </w:tcPr>
+          <w:p>
+            <w:r>
+              <w:rPr>
+                <w:b/>
+                <w:sz w:val="18"/>
+              </w:rPr>
+              <w:t>Definition</w:t>
+            </w:r>
+          </w:p>
+        </w:tc>
+        <w:tc>
+          <w:tcPr>
+            <w:tcW w:type="dxa" w:w="1440"/>
+          </w:tcPr>
+          <w:p>
+            <w:r>
+              <w:rPr>
+                <w:b/>
+                <w:sz w:val="18"/>
+              </w:rPr>
+              <w:t>Label</w:t>
+            </w:r>
+          </w:p>
+        </w:tc>
+        <w:tc>
+          <w:tcPr>
+            <w:tcW w:type="dxa" w:w="1440"/>
+          </w:tcPr>
+          <w:p>
+            <w:r>
+              <w:rPr>
+                <w:b/>
+                <w:sz w:val="18"/>
+              </w:rPr>
+              <w:t>n</w:t>
+            </w:r>
+          </w:p>
+        </w:tc>
+        <w:tc>
+          <w:tcPr>
+            <w:tcW w:type="dxa" w:w="1440"/>
+          </w:tcPr>
+          <w:p>
+            <w:r>
+              <w:rPr>
+                <w:b/>
+                <w:sz w:val="18"/>
+              </w:rPr>
+              <w:t>Events</w:t>
+            </w:r>
+          </w:p>
+        </w:tc>
+        <w:tc>
+          <w:tcPr>
+            <w:tcW w:type="dxa" w:w="1440"/>
+          </w:tcPr>
+          <w:p>
+            <w:r>
+              <w:rPr>
+                <w:b/>
+                <w:sz w:val="18"/>
+              </w:rPr>
+              <w:t>Twin aOR/IRR [95% CI]</w:t>
+            </w:r>
+          </w:p>
+        </w:tc>
+        <w:tc>
+          <w:tcPr>
+            <w:tcW w:type="dxa" w:w="1440"/>
+          </w:tcPr>
+          <w:p>
+            <w:r>
+              <w:rPr>
+                <w:b/>
+                <w:sz w:val="18"/>
+              </w:rPr>
+              <w:t>P-value</w:t>
+            </w:r>
+          </w:p>
+        </w:tc>
+      </w:tr>
+      <w:tr>
+        <w:tc>
+          <w:tcPr>
+            <w:tcW w:type="dxa" w:w="1440"/>
+          </w:tcPr>
+          <w:p>
+            <w:r>
+              <w:rPr>
+                <w:sz w:val="18"/>
+              </w:rPr>
+              <w:t>A</w:t>
+            </w:r>
+          </w:p>
+        </w:tc>
+        <w:tc>
+          <w:tcPr>
+            <w:tcW w:type="dxa" w:w="1440"/>
+          </w:tcPr>
+          <w:p>
+            <w:r>
+              <w:rPr>
+                <w:sz w:val="18"/>
+              </w:rPr>
+              <w:t>Primary: any IONV</w:t>
+            </w:r>
+          </w:p>
+        </w:tc>
+        <w:tc>
+          <w:tcPr>
+            <w:tcW w:type="dxa" w:w="1440"/>
+          </w:tcPr>
+          <w:p>
+            <w:r>
+              <w:rPr>
+                <w:sz w:val="18"/>
+              </w:rPr>
+              <w:t>3153</w:t>
+            </w:r>
+          </w:p>
+        </w:tc>
+        <w:tc>
+          <w:tcPr>
+            <w:tcW w:type="dxa" w:w="1440"/>
+          </w:tcPr>
+          <w:p>
+            <w:r>
+              <w:rPr>
+                <w:sz w:val="18"/>
+              </w:rPr>
+              <w:t>556</w:t>
+            </w:r>
+          </w:p>
+        </w:tc>
+        <w:tc>
+          <w:tcPr>
+            <w:tcW w:type="dxa" w:w="1440"/>
+          </w:tcPr>
+          <w:p>
+            <w:r>
+              <w:rPr>
+                <w:sz w:val="18"/>
+              </w:rPr>
+              <w:t>0.92 [0.67–1.27]</w:t>
+            </w:r>
+          </w:p>
+        </w:tc>
+        <w:tc>
+          <w:tcPr>
+            <w:tcW w:type="dxa" w:w="1440"/>
+          </w:tcPr>
+          <w:p>
+            <w:r>
+              <w:rPr>
+                <w:sz w:val="18"/>
+              </w:rPr>
+              <w:t>0.624</w:t>
+            </w:r>
+          </w:p>
+        </w:tc>
+      </w:tr>
+      <w:tr>
+        <w:tc>
+          <w:tcPr>
+            <w:tcW w:type="dxa" w:w="1440"/>
+          </w:tcPr>
+          <w:p>
+            <w:r>
+              <w:rPr>
+                <w:sz w:val="18"/>
+              </w:rPr>
+              <w:t>B</w:t>
+            </w:r>
+          </w:p>
+        </w:tc>
+        <w:tc>
+          <w:tcPr>
+            <w:tcW w:type="dxa" w:w="1440"/>
+          </w:tcPr>
+          <w:p>
+            <w:r>
+              <w:rPr>
+                <w:sz w:val="18"/>
+              </w:rPr>
+              <w:t>Secondary: before delivery</w:t>
+            </w:r>
+          </w:p>
+        </w:tc>
+        <w:tc>
+          <w:tcPr>
+            <w:tcW w:type="dxa" w:w="1440"/>
+          </w:tcPr>
+          <w:p>
+            <w:r>
+              <w:rPr>
+                <w:sz w:val="18"/>
+              </w:rPr>
+              <w:t>3153</w:t>
+            </w:r>
+          </w:p>
+        </w:tc>
+        <w:tc>
+          <w:tcPr>
+            <w:tcW w:type="dxa" w:w="1440"/>
+          </w:tcPr>
+          <w:p>
+            <w:r>
+              <w:rPr>
+                <w:sz w:val="18"/>
+              </w:rPr>
+              <w:t>58</w:t>
+            </w:r>
+          </w:p>
+        </w:tc>
+        <w:tc>
+          <w:tcPr>
+            <w:tcW w:type="dxa" w:w="1440"/>
+          </w:tcPr>
+          <w:p>
+            <w:r>
+              <w:rPr>
+                <w:sz w:val="18"/>
+              </w:rPr>
+              <w:t>0.82 [0.31–2.15]</w:t>
+            </w:r>
+          </w:p>
+        </w:tc>
+        <w:tc>
+          <w:tcPr>
+            <w:tcW w:type="dxa" w:w="1440"/>
+          </w:tcPr>
+          <w:p>
+            <w:r>
+              <w:rPr>
+                <w:sz w:val="18"/>
+              </w:rPr>
+              <w:t>0.683</w:t>
+            </w:r>
+          </w:p>
+        </w:tc>
+      </w:tr>
+      <w:tr>
+        <w:tc>
+          <w:tcPr>
+            <w:tcW w:type="dxa" w:w="1440"/>
+          </w:tcPr>
+          <w:p>
+            <w:r>
+              <w:rPr>
+                <w:sz w:val="18"/>
+              </w:rPr>
+              <w:t>C</w:t>
+            </w:r>
+          </w:p>
+        </w:tc>
+        <w:tc>
+          <w:tcPr>
+            <w:tcW w:type="dxa" w:w="1440"/>
+          </w:tcPr>
+          <w:p>
+            <w:r>
+              <w:rPr>
+                <w:sz w:val="18"/>
+              </w:rPr>
+              <w:t>Post-delivery only</w:t>
+            </w:r>
+          </w:p>
+        </w:tc>
+        <w:tc>
+          <w:tcPr>
+            <w:tcW w:type="dxa" w:w="1440"/>
+          </w:tcPr>
+          <w:p>
+            <w:r>
+              <w:rPr>
+                <w:sz w:val="18"/>
+              </w:rPr>
+              <w:t>3153</w:t>
+            </w:r>
+          </w:p>
+        </w:tc>
+        <w:tc>
+          <w:tcPr>
+            <w:tcW w:type="dxa" w:w="1440"/>
+          </w:tcPr>
+          <w:p>
+            <w:r>
+              <w:rPr>
+                <w:sz w:val="18"/>
+              </w:rPr>
+              <w:t>498</w:t>
+            </w:r>
+          </w:p>
+        </w:tc>
+        <w:tc>
+          <w:tcPr>
+            <w:tcW w:type="dxa" w:w="1440"/>
+          </w:tcPr>
+          <w:p>
+            <w:r>
+              <w:rPr>
+                <w:sz w:val="18"/>
+              </w:rPr>
+              <w:t>0.94 [0.68–1.31]</w:t>
+            </w:r>
+          </w:p>
+        </w:tc>
+        <w:tc>
+          <w:tcPr>
+            <w:tcW w:type="dxa" w:w="1440"/>
+          </w:tcPr>
+          <w:p>
+            <w:r>
+              <w:rPr>
+                <w:sz w:val="18"/>
+              </w:rPr>
+              <w:t>0.721</w:t>
+            </w:r>
+          </w:p>
+        </w:tc>
+      </w:tr>
+      <w:tr>
+        <w:tc>
+          <w:tcPr>
+            <w:tcW w:type="dxa" w:w="1440"/>
+          </w:tcPr>
+          <w:p>
+            <w:r>
+              <w:rPr>
+                <w:sz w:val="18"/>
+              </w:rPr>
+              <w:t>D</w:t>
+            </w:r>
+          </w:p>
+        </w:tc>
+        <w:tc>
+          <w:tcPr>
+            <w:tcW w:type="dxa" w:w="1440"/>
+          </w:tcPr>
+          <w:p>
+            <w:r>
+              <w:rPr>
+                <w:sz w:val="18"/>
+              </w:rPr>
+              <w:t>Severe (≥2 drugs)</w:t>
+            </w:r>
+          </w:p>
+        </w:tc>
+        <w:tc>
+          <w:tcPr>
+            <w:tcW w:type="dxa" w:w="1440"/>
+          </w:tcPr>
+          <w:p>
+            <w:r>
+              <w:rPr>
+                <w:sz w:val="18"/>
+              </w:rPr>
+              <w:t>3153</w:t>
+            </w:r>
+          </w:p>
+        </w:tc>
+        <w:tc>
+          <w:tcPr>
+            <w:tcW w:type="dxa" w:w="1440"/>
+          </w:tcPr>
+          <w:p>
+            <w:r>
+              <w:rPr>
+                <w:sz w:val="18"/>
+              </w:rPr>
+              <w:t>35</w:t>
+            </w:r>
+          </w:p>
+        </w:tc>
+        <w:tc>
+          <w:tcPr>
+            <w:tcW w:type="dxa" w:w="1440"/>
+          </w:tcPr>
+          <w:p>
+            <w:r>
+              <w:rPr>
+                <w:sz w:val="18"/>
+              </w:rPr>
+              <w:t>1.16 [0.39–3.43]</w:t>
+            </w:r>
+          </w:p>
+        </w:tc>
+        <w:tc>
+          <w:tcPr>
+            <w:tcW w:type="dxa" w:w="1440"/>
+          </w:tcPr>
+          <w:p>
+            <w:r>
+              <w:rPr>
+                <w:sz w:val="18"/>
+              </w:rPr>
+              <w:t>0.787</w:t>
+            </w:r>
+          </w:p>
+        </w:tc>
+      </w:tr>
+      <w:tr>
+        <w:tc>
+          <w:tcPr>
+            <w:tcW w:type="dxa" w:w="1440"/>
+          </w:tcPr>
+          <w:p>
+            <w:r>
+              <w:rPr>
+                <w:sz w:val="18"/>
+              </w:rPr>
+              <w:t>E</w:t>
+            </w:r>
+          </w:p>
+        </w:tc>
+        <w:tc>
+          <w:tcPr>
+            <w:tcW w:type="dxa" w:w="1440"/>
+          </w:tcPr>
+          <w:p>
+            <w:r>
+              <w:rPr>
+                <w:sz w:val="18"/>
+              </w:rPr>
+              <w:t>5-HT3 antagonist</w:t>
+            </w:r>
+          </w:p>
+        </w:tc>
+        <w:tc>
+          <w:tcPr>
+            <w:tcW w:type="dxa" w:w="1440"/>
+          </w:tcPr>
+          <w:p>
+            <w:r>
+              <w:rPr>
+                <w:sz w:val="18"/>
+              </w:rPr>
+              <w:t>3153</w:t>
+            </w:r>
+          </w:p>
+        </w:tc>
+        <w:tc>
+          <w:tcPr>
+            <w:tcW w:type="dxa" w:w="1440"/>
+          </w:tcPr>
+          <w:p>
+            <w:r>
+              <w:rPr>
+                <w:sz w:val="18"/>
+              </w:rPr>
+              <w:t>33</w:t>
+            </w:r>
+          </w:p>
+        </w:tc>
+        <w:tc>
+          <w:tcPr>
+            <w:tcW w:type="dxa" w:w="1440"/>
+          </w:tcPr>
+          <w:p>
+            <w:r>
+              <w:rPr>
+                <w:sz w:val="18"/>
+              </w:rPr>
+              <w:t>3.18 [1.38–7.36]</w:t>
+            </w:r>
+          </w:p>
+        </w:tc>
+        <w:tc>
+          <w:tcPr>
+            <w:tcW w:type="dxa" w:w="1440"/>
+          </w:tcPr>
+          <w:p>
+            <w:r>
+              <w:rPr>
+                <w:sz w:val="18"/>
+              </w:rPr>
+              <w:t>0.007</w:t>
+            </w:r>
+          </w:p>
+        </w:tc>
+      </w:tr>
+      <w:tr>
+        <w:tc>
+          <w:tcPr>
+            <w:tcW w:type="dxa" w:w="1440"/>
+          </w:tcPr>
+          <w:p>
+            <w:r>
+              <w:rPr>
+                <w:sz w:val="18"/>
+              </w:rPr>
+              <w:t>F</w:t>
+            </w:r>
+          </w:p>
+        </w:tc>
+        <w:tc>
+          <w:tcPr>
+            <w:tcW w:type="dxa" w:w="1440"/>
+          </w:tcPr>
+          <w:p>
+            <w:r>
+              <w:rPr>
+                <w:sz w:val="18"/>
+              </w:rPr>
+              <w:t>Excl. dexamethasone-only</w:t>
+            </w:r>
+          </w:p>
+        </w:tc>
+        <w:tc>
+          <w:tcPr>
+            <w:tcW w:type="dxa" w:w="1440"/>
+          </w:tcPr>
+          <w:p>
+            <w:r>
+              <w:rPr>
+                <w:sz w:val="18"/>
+              </w:rPr>
+              <w:t>3153</w:t>
+            </w:r>
+          </w:p>
+        </w:tc>
+        <w:tc>
+          <w:tcPr>
+            <w:tcW w:type="dxa" w:w="1440"/>
+          </w:tcPr>
+          <w:p>
+            <w:r>
+              <w:rPr>
+                <w:sz w:val="18"/>
+              </w:rPr>
+              <w:t>555</w:t>
+            </w:r>
+          </w:p>
+        </w:tc>
+        <w:tc>
+          <w:tcPr>
+            <w:tcW w:type="dxa" w:w="1440"/>
+          </w:tcPr>
+          <w:p>
+            <w:r>
+              <w:rPr>
+                <w:sz w:val="18"/>
+              </w:rPr>
+              <w:t>0.93 [0.68–1.27]</w:t>
+            </w:r>
+          </w:p>
+        </w:tc>
+        <w:tc>
+          <w:tcPr>
+            <w:tcW w:type="dxa" w:w="1440"/>
+          </w:tcPr>
+          <w:p>
+            <w:r>
+              <w:rPr>
+                <w:sz w:val="18"/>
+              </w:rPr>
+              <w:t>0.632</w:t>
+            </w:r>
+          </w:p>
+        </w:tc>
+      </w:tr>
+      <w:tr>
+        <w:tc>
+          <w:tcPr>
+            <w:tcW w:type="dxa" w:w="1440"/>
+          </w:tcPr>
+          <w:p>
+            <w:r>
+              <w:rPr>
+                <w:sz w:val="18"/>
+              </w:rPr>
+              <w:t>G</w:t>
+            </w:r>
+          </w:p>
+        </w:tc>
+        <w:tc>
+          <w:tcPr>
+            <w:tcW w:type="dxa" w:w="1440"/>
+          </w:tcPr>
+          <w:p>
+            <w:r>
+              <w:rPr>
+                <w:sz w:val="18"/>
+              </w:rPr>
+              <w:t>Drug count (Poisson)</w:t>
+            </w:r>
+          </w:p>
+        </w:tc>
+        <w:tc>
+          <w:tcPr>
+            <w:tcW w:type="dxa" w:w="1440"/>
+          </w:tcPr>
+          <w:p>
+            <w:r>
+              <w:rPr>
+                <w:sz w:val="18"/>
+              </w:rPr>
+              <w:t>3153</w:t>
+            </w:r>
+          </w:p>
+        </w:tc>
+        <w:tc>
+          <w:tcPr>
+            <w:tcW w:type="dxa" w:w="1440"/>
+          </w:tcPr>
+          <w:p>
+            <w:r>
+              <w:rPr>
+                <w:sz w:val="18"/>
+              </w:rPr>
+              <w:t>597</w:t>
+            </w:r>
+          </w:p>
+        </w:tc>
+        <w:tc>
+          <w:tcPr>
+            <w:tcW w:type="dxa" w:w="1440"/>
+          </w:tcPr>
+          <w:p>
+            <w:r>
+              <w:rPr>
+                <w:sz w:val="18"/>
+              </w:rPr>
+              <w:t>1.02 [0.78–1.34]</w:t>
+            </w:r>
+          </w:p>
+        </w:tc>
+        <w:tc>
+          <w:tcPr>
+            <w:tcW w:type="dxa" w:w="1440"/>
+          </w:tcPr>
+          <w:p>
+            <w:r>
+              <w:rPr>
+                <w:sz w:val="18"/>
+              </w:rPr>
+              <w:t>0.859</w:t>
+            </w:r>
+          </w:p>
+        </w:tc>
+      </w:tr>
+    </w:tbl>
+    <w:p>
+      <w:r>
+        <w:rPr>
+          <w:i/>
+          <w:sz w:val="18"/>
+        </w:rPr>
+        <w:t>Table 6. Sensitivity analyses: twin pregnancy and IONV across alternative definitions.</w:t>
+      </w:r>
+    </w:p>
+    <w:p/>
+    <w:p>
+      <w:pPr>
+        <w:jc w:val="center"/>
+      </w:pPr>
+      <w:r>
+        <w:drawing>
+          <wp:inline xmlns:a="http://schemas.openxmlformats.org/drawingml/2006/main" xmlns:pic="http://schemas.openxmlformats.org/drawingml/2006/picture">
+            <wp:extent cx="5029200" cy="2493469"/>
+            <wp:docPr id="8" name="Picture 8"/>
+            <wp:cNvGraphicFramePr>
+              <a:graphicFrameLocks noChangeAspect="1"/>
+            </wp:cNvGraphicFramePr>
+            <a:graphic>
+              <a:graphicData uri="http://schemas.openxmlformats.org/drawingml/2006/picture">
+                <pic:pic>
+                  <pic:nvPicPr>
+                    <pic:cNvPr id="0" name="fig8_sensitivity_rates.png"/>
+                    <pic:cNvPicPr/>
+                  </pic:nvPicPr>
+                  <pic:blipFill>
+                    <a:blip r:embed="rId16"/>
+                    <a:stretch>
+                      <a:fillRect/>
+                    </a:stretch>
+                  </pic:blipFill>
+                  <pic:spPr>
+                    <a:xfrm>
+                      <a:off x="0" y="0"/>
+                      <a:ext cx="5029200" cy="2493469"/>
+                    </a:xfrm>
+                    <a:prstGeom prst="rect"/>
+                  </pic:spPr>
+                </pic:pic>
+              </a:graphicData>
+            </a:graphic>
+          </wp:inline>
+        </w:drawing>
+      </w:r>
+    </w:p>
+    <w:p>
+      <w:pPr>
+        <w:spacing w:before="240"/>
+        <w:jc w:val="center"/>
+      </w:pPr>
+      <w:r>
+        <w:rPr>
+          <w:i/>
+          <w:sz w:val="18"/>
+        </w:rPr>
+        <w:t>Figure 8. IONV rates by definition: Singleton vs Twin.</w:t>
+      </w:r>
+    </w:p>
+    <w:p>
+      <w:r>
+        <w:rPr>
+          <w:sz w:val="20"/>
+        </w:rPr>
+        <w:t xml:space="preserve">In multivariable logistic regression, twin pregnancy was not significantly associated with IONV under any alternative definition (Table 6, Fig. 7). </w:t>
+      </w:r>
+    </w:p>
+    <w:p>
+      <w:r>
+        <w:rPr>
+          <w:sz w:val="20"/>
+        </w:rPr>
+        <w:t>A notable exception was Definition E (5-HT3 antagonist use), where twin pregnancy was associated with significantly higher 5-HT3 antagonist use (adjusted OR 3.18, 95% CI 1.38–7.36; P = 0.007; reduced model with 6 covariates due to sparse events, 33 events). This suggests that while overall antiemetic use is similar, twins may have a different pattern of antiemetic prescribing, with more frequent use of serotonin receptor antagonists.</w:t>
+      </w:r>
+    </w:p>
+    <w:p>
+      <w:r>
+        <w:rPr>
+          <w:sz w:val="20"/>
+        </w:rPr>
+        <w:t>In Poisson regression (Definition G), the antiemetic drug count did not differ significantly between groups (twin IRR 1.02, 95% CI 0.78–1.34; P = 0.859).</w:t>
+      </w:r>
+    </w:p>
+    <w:p>
+      <w:pPr>
+        <w:pStyle w:val="Heading2"/>
+      </w:pPr>
+      <w:r>
+        <w:rPr>
+          <w:color w:val="000000"/>
+        </w:rPr>
+        <w:t>Hypotension-Stratified Analysis (Definition H)</w:t>
+      </w:r>
+    </w:p>
+    <w:p>
+      <w:r>
+        <w:rPr>
+          <w:sz w:val="20"/>
+        </w:rPr>
+        <w:t>In the hypotension-present subgroup (n = 1638), IONV rates were 18.8% (singleton) vs 18.5% (twin), with twin aOR 0.96 (95% CI 0.61–1.50; P = 0.857). In the hypotension-absent subgroup (n = 1515), rates were 16.5% vs 15.7%, with twin aOR 0.88 (95% CI 0.56–1.37; P = 0.570). Neither stratum showed a significant association between twin pregnancy and IONV, indicating that the null finding was consistent regardless of hypotension status (Fig. 9).</w:t>
+      </w:r>
+    </w:p>
+    <w:p/>
+    <w:p>
+      <w:pPr>
+        <w:jc w:val="center"/>
+      </w:pPr>
+      <w:r>
+        <w:drawing>
+          <wp:inline xmlns:a="http://schemas.openxmlformats.org/drawingml/2006/main" xmlns:pic="http://schemas.openxmlformats.org/drawingml/2006/picture">
+            <wp:extent cx="4572000" cy="2378364"/>
+            <wp:docPr id="9" name="Picture 9"/>
+            <wp:cNvGraphicFramePr>
+              <a:graphicFrameLocks noChangeAspect="1"/>
+            </wp:cNvGraphicFramePr>
+            <a:graphic>
+              <a:graphicData uri="http://schemas.openxmlformats.org/drawingml/2006/picture">
+                <pic:pic>
+                  <pic:nvPicPr>
+                    <pic:cNvPr id="0" name="fig9_stratified_hypotension.png"/>
+                    <pic:cNvPicPr/>
+                  </pic:nvPicPr>
+                  <pic:blipFill>
+                    <a:blip r:embed="rId17"/>
+                    <a:stretch>
+                      <a:fillRect/>
+                    </a:stretch>
+                  </pic:blipFill>
+                  <pic:spPr>
+                    <a:xfrm>
+                      <a:off x="0" y="0"/>
+                      <a:ext cx="4572000" cy="2378364"/>
+                    </a:xfrm>
+                    <a:prstGeom prst="rect"/>
+                  </pic:spPr>
+                </pic:pic>
+              </a:graphicData>
+            </a:graphic>
+          </wp:inline>
+        </w:drawing>
+      </w:r>
+    </w:p>
+    <w:p>
+      <w:pPr>
+        <w:spacing w:before="240"/>
+        <w:jc w:val="center"/>
+      </w:pPr>
+      <w:r>
+        <w:rPr>
+          <w:i/>
+          <w:sz w:val="18"/>
+        </w:rPr>
+        <w:t>Figure 9. IONV rates stratified by intraoperative hypotension.</w:t>
+      </w:r>
+    </w:p>
     <w:sectPr>
       <w:pgSz w:w="12240" w:h="15840"/>
       <w:pgMar w:top="1440" w:right="1800" w:bottom="1440" w:left="1800" w:header="720" w:footer="720" w:gutter="0"/>

--- a/yago_ionv/manuscript_methods_results.docx
+++ b/yago_ionv/manuscript_methods_results.docx
@@ -3981,7 +3981,7 @@
         <w:rPr>
           <w:sz w:val="20"/>
         </w:rPr>
-        <w:t xml:space="preserve">In multivariable logistic regression, twin pregnancy was not significantly associated with IONV under any alternative definition (Table 6, Fig. 7). </w:t>
+        <w:t xml:space="preserve">In multivariable logistic regression, twin pregnancy was not significantly associated with IONV under most alternative definitions (Table 6, Fig. 7). </w:t>
       </w:r>
     </w:p>
     <w:p>
